--- a/洪波_测试开发专家_简历v2.docx
+++ b/洪波_测试开发专家_简历v2.docx
@@ -157,7 +157,7 @@
           <w:color w:val="1F497D"/>
           <w:sz w:val="21"/>
         </w:rPr>
-        <w:t>福里斯信息科技有限公司（XBE 交易所）</w:t>
+        <w:t>福里斯信息科技（深圳）有限公司（XBE 交易所）</w:t>
       </w:r>
       <w:r>
         <w:rPr>

--- a/洪波_测试开发专家_简历v2.docx
+++ b/洪波_测试开发专家_简历v2.docx
@@ -122,9 +122,11 @@
           <w:b w:val="0"/>
           <w:sz w:val="19"/>
         </w:rPr>
-        <w:t>8 年以上测试开发经验，具备从测试执行、自动化建设、平台研发到团队管理的完整成长路径，其中 3 年测试团队（6人+）管理经验。历经平安陆金所、腾讯理财通（T9）、Shopee、云鲸智能、XBE Web3 交易所多个行业头部公司，拥有金融、国际电商、智能硬件、Web3 等多领域测试经验。两次主导测试平台从 0 到 1 建设。具备全英文职场实战能力。深度实践 AI 工程化，熟悉 Agent / Skill / MCP 多智能体协作体系，系统性推动 AI 在测试全流程落地。</w:t>
+        <w:t>8 年以上测试开发经验，具备从测试执行、自动化建设、平台研发到团队管理的完整成长路径，其中 3 年测试团队（6人+）管理经验。历经平安陆金所、腾讯理财通（T9）、Shopee、云鲸智能、XBE Web3 交易所多个行业头部公司，拥有金融、国际电商、智能硬件、Web3 等多领域测试经验。两次主导测试平台从 0 到 1 建设。具备全英文职场实战能力。</w:t>
         <w:br/>
-        <w:t>熟练掌握 Java、Python，熟悉 Spring / SpringBoot / MyBatis / Flask 开发框架，能运用 Docker、Kafka、Redis 等中间件技术，熟谙 LLM 大模型应用、测试左移右移、流量回放等前沿方向。</w:t>
+        <w:t>熟练掌握 Java、Python，熟悉 Spring / SpringBoot / MyBatis / Flask 开发框架，能运用 Docker、Kafka、Redis 等中间件技术，熟谙测试左移右移、流量回放、智能测试等前沿方向。</w:t>
+        <w:br/>
+        <w:t>具备 AI 时代测试工程师的核心竞争力：从 2022 年起率先在测试平台中引入 LLM 大模型能力，持续深化 AI 工程化实践，熟悉 Agent / Skill / MCP 多智能体协作体系及 Prompt Engineering、Function Calling、RAG 等核心机制；不仅是 AI 工具的熟练使用者，更是 AI 测试流程的架构与推动者，能主导团队完成从传统测试模式向 AI 驱动测试体系的转型。</w:t>
       </w:r>
     </w:p>
     <w:p>
@@ -243,7 +245,7 @@
           <w:b w:val="0"/>
           <w:sz w:val="19"/>
         </w:rPr>
-        <w:t>•  主导 AI 工程化落地：深度接入 Cursor、Augment、Claude Code，落地场景覆盖代码优化、需求分析、用例自动执行、脚本调试、Jira 单自动创建等；熟悉 Agent / Skill / MCP 多智能体协作体系。</w:t>
+        <w:t>•  主导团队 AI 工程化转型：系统性将 AI 工具（Cursor、Augment、Claude Code）嵌入测试全生命周期——需求阶段用 AI 辅助分析业务文档、识别测试盲点；设计阶段用 AI 生成测试方案草稿；执行阶段实现用例自动运行与脚本调试；缺陷管理阶段实现 Jira 缺陷单自动创建与归类。熟悉 Agent / Skill / MCP 多智能体协作体系，了解 Function Calling、RAG 等核心机制，具备向 AI 测试架构师进阶的能力储备。</w:t>
       </w:r>
     </w:p>
     <w:p>
@@ -313,7 +315,7 @@
           <w:b w:val="0"/>
           <w:sz w:val="19"/>
         </w:rPr>
-        <w:t>•  探索 LLM 大模型（GPT-4 / 通义千问 / 文心一言 / ChatGLM）在测试中的应用：自然语言调用自动化脚本、智能筛选用例、用例自动生成、报告分析等。</w:t>
+        <w:t>•  在测试平台中率先引入 LLM 大模型能力，主导完成 AI 测试功能从 0 到 1 的探索与落地：接入 GPT-4、通义千问、文心一言、ChatGLM 等多模型，落地场景包括自然语言调用自动化脚本、智能筛选版本计划用例、测试用例自动生成、测试报告智能总结分析等，为后续深度 AI 工程化实践奠定基础。</w:t>
       </w:r>
     </w:p>
     <w:p>
@@ -440,7 +442,7 @@
           <w:b w:val="0"/>
           <w:sz w:val="19"/>
         </w:rPr>
-        <w:t>•  负责理财通自动化整体建设，包括框架设计、架构设计、编码及规范制定；完成自动化用例 2000+，P0 核心场景 100% 覆盖，P1 覆盖 90%+；</w:t>
+        <w:t>•  负责理财通自动化整体建设，完成自动化用例 2000+，P0 核心场景 100% 覆盖，P1 覆盖 90%+；</w:t>
       </w:r>
     </w:p>
     <w:p>
@@ -748,7 +750,7 @@
           <w:b/>
           <w:sz w:val="19"/>
         </w:rPr>
-        <w:t>•  AI 工具：</w:t>
+        <w:t>•  AI 工程化：</w:t>
       </w:r>
       <w:r>
         <w:rPr>
@@ -757,7 +759,7 @@
           <w:b w:val="0"/>
           <w:sz w:val="19"/>
         </w:rPr>
-        <w:t>Cursor、Augment、Claude Code；熟悉 Agent / Skill / MCP 多智能体协作体系</w:t>
+        <w:t>Cursor、Augment、Claude Code 实战；熟悉 Agent / Skill / MCP 多智能体协作体系；了解 Prompt Engineering、Function Calling、RAG 等 LLM 核心机制；具备将 AI 系统性落地至测试需求分析、用例生成、执行、缺陷管理全链路的实践经验</w:t>
       </w:r>
     </w:p>
     <w:p>
